--- a/data/human_paras/human_para_23.docx
+++ b/data/human_paras/human_para_23.docx
@@ -4,7 +4,7 @@
   <w:body>
     <w:p>
       <w:r>
-        <w:t>Moving on, there is an issue of an experienced employee who has been with the company for fourteen years who believes he was passed on a promotion he rightfully deserved. Employees raising their genuine concerns will always be a good thing as it improves communication within the organization. Part of being a democratic leader is being a listening leader. As the supervisor, l would seat down with the employee and try to understand why he felt like he deserved to be promoted. After listening to him l would point out to him why the co-leaders were promoted to those positions and try and highlight the qualities that they possess that he does not have. One of the major issue would be the generational difference which makes him lack in technological skills thus falling a little bit short when compared to the younger generation. However, I will point out to him that l believe in rewarding hard work and if he shows signs of improvement and consistence in the areas he is lacking he will definitely be considered for the next available promotion. The most important thing will be to point out that the team will always come first and the best candidate will always be selected without favoritism. Counselling will also be an important part of my supervisory strategy as it will help workers with clarity (Ref-s515540). I will always emphasize that l will be a listening supervisor but what l will not tolerate is the spirit of entitlement and threatening to quit if things do not go your way. This would just be a negative attitude and would not help the team in any way.</w:t>
+        <w:t>Code of conduct is very important in an organization and should be followed by every member of the organization. Lateness to work and frequent absenteeism without any proper excuse are a cancer to an organization and the sooner they are dealt with the better. For the two employees who have a habit of being late and absent from work the first step would be to sit with them down and try to understand why this happening then point it out to them that it is unacceptable behavior which has consequences as it goes against the company’s code of conduct. I will monitor the two employees and if the behavior continues, l would issue out written warnings and if there is no change after that l would have no choice but to let them go. This whole scenario will show the team that everyone will be afforded a chance to do away with their bad habits which affect productivity at the same time painting a picture which shows that actions have consequences. Bad habits should not be allowed to blossom within a team otherwise they will corrupt the whole team and the costs will be greater in the long run (Ref-f945067).</w:t>
       </w:r>
     </w:p>
     <w:sectPr>
